--- a/src/Day20/Mini_Project_Report.docx
+++ b/src/Day20/Mini_Project_Report.docx
@@ -27,7 +27,18 @@
           <w:sz w:val="22"/>
           <w:szCs w:val="22"/>
         </w:rPr>
-        <w:t>Name: Rakshith B</w:t>
+        <w:t xml:space="preserve">Name: </w:t>
+      </w:r>
+      <w:r>
+        <w:rPr>
+          <w:rFonts w:ascii="Times New Roman" w:hAnsi="Times New Roman" w:cs="Times New Roman"/>
+          <w:b/>
+          <w:bCs/>
+          <w:color w:val="000000" w:themeColor="text1"/>
+          <w:sz w:val="22"/>
+          <w:szCs w:val="22"/>
+        </w:rPr>
+        <w:t>Jeevan K</w:t>
       </w:r>
     </w:p>
     <w:p>
@@ -152,29 +163,12 @@
           <w:sz w:val="28"/>
           <w:szCs w:val="28"/>
         </w:rPr>
-        <w:t xml:space="preserve">This project focuses on </w:t>
-      </w:r>
-      <w:r>
-        <w:rPr>
-          <w:rFonts w:ascii="Times New Roman" w:hAnsi="Times New Roman" w:cs="Times New Roman"/>
-          <w:b/>
-          <w:bCs/>
-          <w:sz w:val="28"/>
-          <w:szCs w:val="28"/>
-        </w:rPr>
-        <w:t>Exploratory Data Analysis (EDA)</w:t>
-      </w:r>
-      <w:r>
-        <w:rPr>
-          <w:rFonts w:ascii="Times New Roman" w:hAnsi="Times New Roman" w:cs="Times New Roman"/>
-          <w:sz w:val="28"/>
-          <w:szCs w:val="28"/>
-        </w:rPr>
-        <w:t xml:space="preserve"> using a Customer Analytics dataset to understand customer characteristics and behavior through data visualization and statistical analysis. The main goal of the project is to inspect the dataset, clean the data, and identify meaningful patterns and relationships between different features. Each row in the dataset represents one customer and contains information such as demographic details, income, and spending behavior. By applying EDA techniques using Python libraries like Pandas, Matplotlib, and Seaborn, the project helps in understanding data distribution, detecting trends, and generating insights that can support better business decision-making.</w:t>
-      </w:r>
-    </w:p>
-    <w:p>
-      <w:pPr>
+        <w:t>This project presents an Exploratory Data Analysis (EDA) of a Customer Analytics dataset to study customer characteristics and behavior using visualization and statistical methods. The objective is to examine the dataset, perform data cleaning, and discover useful patterns and relationships among different features. Each record in the dataset corresponds to an individual customer and includes details such as demographics, income level, and spending habits. Using Python libraries like Pandas, Matplotlib, and Seaborn, the analysis helps visualize data distributions, identify trends, and generate insights that can assist in making informed business decisions.</w:t>
+      </w:r>
+    </w:p>
+    <w:p>
+      <w:pPr>
+        <w:pStyle w:val="NoSpacing"/>
         <w:jc w:val="both"/>
         <w:rPr>
           <w:rFonts w:ascii="Times New Roman" w:hAnsi="Times New Roman" w:cs="Times New Roman"/>
@@ -185,17 +179,6 @@
           <w:szCs w:val="28"/>
         </w:rPr>
       </w:pPr>
-      <w:r>
-        <w:rPr>
-          <w:rFonts w:ascii="Times New Roman" w:hAnsi="Times New Roman" w:cs="Times New Roman"/>
-          <w:b/>
-          <w:bCs/>
-          <w:color w:val="70AD47" w:themeColor="accent6"/>
-          <w:sz w:val="28"/>
-          <w:szCs w:val="28"/>
-        </w:rPr>
-        <w:tab/>
-      </w:r>
     </w:p>
     <w:p>
       <w:pPr>
@@ -218,40 +201,7 @@
           <w:sz w:val="36"/>
           <w:szCs w:val="36"/>
         </w:rPr>
-        <w:t xml:space="preserve">Graphs </w:t>
-      </w:r>
-      <w:r>
-        <w:rPr>
-          <w:rFonts w:ascii="Times New Roman" w:hAnsi="Times New Roman" w:cs="Times New Roman"/>
-          <w:b/>
-          <w:bCs/>
-          <w:color w:val="70AD47" w:themeColor="accent6"/>
-          <w:sz w:val="36"/>
-          <w:szCs w:val="36"/>
-        </w:rPr>
-        <w:t>and</w:t>
-      </w:r>
-      <w:r>
-        <w:rPr>
-          <w:rFonts w:ascii="Times New Roman" w:hAnsi="Times New Roman" w:cs="Times New Roman"/>
-          <w:b/>
-          <w:bCs/>
-          <w:color w:val="70AD47" w:themeColor="accent6"/>
-          <w:sz w:val="36"/>
-          <w:szCs w:val="36"/>
-        </w:rPr>
-        <w:t xml:space="preserve"> Analysis</w:t>
-      </w:r>
-      <w:r>
-        <w:rPr>
-          <w:rFonts w:ascii="Times New Roman" w:hAnsi="Times New Roman" w:cs="Times New Roman"/>
-          <w:b/>
-          <w:bCs/>
-          <w:color w:val="70AD47" w:themeColor="accent6"/>
-          <w:sz w:val="36"/>
-          <w:szCs w:val="36"/>
-        </w:rPr>
-        <w:t>:</w:t>
+        <w:t>Graphs and Analysis:</w:t>
       </w:r>
     </w:p>
     <w:p>
@@ -379,8 +329,21 @@
           <w:sz w:val="28"/>
           <w:szCs w:val="28"/>
         </w:rPr>
-        <w:t>The histogram shows how customer ages are spread across different age groups. Most customers fall within the young to middle-age range, indicating that the dataset mainly represents adult customers with varied age distribution.</w:t>
-      </w:r>
+        <w:t>The histogram illustrates the distribution of customer ages across different age groups. It shows that most customers belong to the young to middle-age category, suggesting that the dataset primarily consists of adult customers with a diverse age range.</w:t>
+      </w:r>
+    </w:p>
+    <w:p>
+      <w:pPr>
+        <w:pStyle w:val="ListParagraph"/>
+        <w:ind w:left="360" w:firstLine="720"/>
+        <w:jc w:val="both"/>
+        <w:rPr>
+          <w:rFonts w:ascii="Times New Roman" w:hAnsi="Times New Roman" w:cs="Times New Roman"/>
+          <w:color w:val="000000" w:themeColor="text1"/>
+          <w:sz w:val="28"/>
+          <w:szCs w:val="28"/>
+        </w:rPr>
+      </w:pPr>
     </w:p>
     <w:p>
       <w:pPr>
@@ -502,13 +465,13 @@
           <w:sz w:val="28"/>
           <w:szCs w:val="28"/>
         </w:rPr>
-        <w:t>The bar chart compares the number of customers based on gender. It shows that both genders are fairly represented in the dataset, suggesting there is no major gender imbalance in the data.</w:t>
-      </w:r>
-    </w:p>
-    <w:p>
-      <w:pPr>
-        <w:pStyle w:val="ListParagraph"/>
-        <w:ind w:left="360"/>
+        <w:t>The bar chart displays the distribution of customers by gender. It indicates that both genders are represented in similar numbers, suggesting that the dataset does not have a significant gender imbalance.</w:t>
+      </w:r>
+    </w:p>
+    <w:p>
+      <w:pPr>
+        <w:pStyle w:val="ListParagraph"/>
+        <w:ind w:left="360" w:firstLine="720"/>
         <w:jc w:val="both"/>
         <w:rPr>
           <w:rFonts w:ascii="Times New Roman" w:hAnsi="Times New Roman" w:cs="Times New Roman"/>
@@ -1079,7 +1042,7 @@
           <w:rFonts w:ascii="Times New Roman" w:hAnsi="Times New Roman" w:cs="Times New Roman"/>
           <w:b/>
           <w:bCs/>
-          <w:color w:val="70AD47" w:themeColor="accent6"/>
+          <w:color w:val="FFD966" w:themeColor="accent4" w:themeTint="99"/>
           <w:sz w:val="36"/>
           <w:szCs w:val="36"/>
         </w:rPr>
@@ -1089,22 +1052,11 @@
           <w:rFonts w:ascii="Times New Roman" w:hAnsi="Times New Roman" w:cs="Times New Roman"/>
           <w:b/>
           <w:bCs/>
-          <w:color w:val="70AD47" w:themeColor="accent6"/>
+          <w:color w:val="FFD966" w:themeColor="accent4" w:themeTint="99"/>
           <w:sz w:val="36"/>
           <w:szCs w:val="36"/>
         </w:rPr>
-        <w:t>Code Snippet</w:t>
-      </w:r>
-      <w:r>
-        <w:rPr>
-          <w:rFonts w:ascii="Times New Roman" w:hAnsi="Times New Roman" w:cs="Times New Roman"/>
-          <w:b/>
-          <w:bCs/>
-          <w:color w:val="70AD47" w:themeColor="accent6"/>
-          <w:sz w:val="36"/>
-          <w:szCs w:val="36"/>
-        </w:rPr>
-        <w:t>:</w:t>
+        <w:t>Code Snippet:</w:t>
       </w:r>
     </w:p>
     <w:p>
@@ -1559,18 +1511,6 @@
           <w:szCs w:val="28"/>
         </w:rPr>
       </w:pPr>
-    </w:p>
-    <w:p>
-      <w:pPr>
-        <w:pStyle w:val="ListParagraph"/>
-        <w:ind w:left="540"/>
-        <w:rPr>
-          <w:rFonts w:asciiTheme="majorHAnsi" w:hAnsiTheme="majorHAnsi" w:cstheme="majorHAnsi"/>
-          <w:color w:val="000000" w:themeColor="text1"/>
-          <w:sz w:val="28"/>
-          <w:szCs w:val="28"/>
-        </w:rPr>
-      </w:pPr>
       <w:r>
         <w:rPr>
           <w:rFonts w:asciiTheme="majorHAnsi" w:hAnsiTheme="majorHAnsi" w:cstheme="majorHAnsi"/>
@@ -1582,13 +1522,13 @@
         <mc:AlternateContent>
           <mc:Choice Requires="wps">
             <w:drawing>
-              <wp:anchor distT="0" distB="0" distL="114300" distR="114300" simplePos="0" relativeHeight="251660288" behindDoc="1" locked="0" layoutInCell="1" allowOverlap="1" wp14:anchorId="19BE1C8B" wp14:editId="4DC012ED">
+              <wp:anchor distT="0" distB="0" distL="114300" distR="114300" simplePos="0" relativeHeight="251660288" behindDoc="1" locked="0" layoutInCell="1" allowOverlap="1" wp14:anchorId="19BE1C8B" wp14:editId="3D8DFF8E">
                 <wp:simplePos x="0" y="0"/>
                 <wp:positionH relativeFrom="margin">
                   <wp:align>right</wp:align>
                 </wp:positionH>
                 <wp:positionV relativeFrom="paragraph">
-                  <wp:posOffset>19685</wp:posOffset>
+                  <wp:posOffset>4445</wp:posOffset>
                 </wp:positionV>
                 <wp:extent cx="5799667" cy="2370667"/>
                 <wp:effectExtent l="0" t="0" r="10795" b="10795"/>
@@ -1655,12 +1595,21 @@
           </mc:Choice>
           <mc:Fallback>
             <w:pict>
-              <v:rect w14:anchorId="0CA763C0" id="Rectangle 9" o:spid="_x0000_s1026" style="position:absolute;margin-left:405.45pt;margin-top:1.55pt;width:456.65pt;height:186.65pt;z-index:-251656192;visibility:visible;mso-wrap-style:square;mso-width-percent:0;mso-height-percent:0;mso-wrap-distance-left:9pt;mso-wrap-distance-top:0;mso-wrap-distance-right:9pt;mso-wrap-distance-bottom:0;mso-position-horizontal:right;mso-position-horizontal-relative:margin;mso-position-vertical:absolute;mso-position-vertical-relative:text;mso-width-percent:0;mso-height-percent:0;mso-width-relative:margin;mso-height-relative:margin;v-text-anchor:middle" o:gfxdata="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" fillcolor="#fff2cc [663]" strokecolor="white [3212]" strokeweight="1pt">
+              <v:rect w14:anchorId="43140706" id="Rectangle 9" o:spid="_x0000_s1026" style="position:absolute;margin-left:405.45pt;margin-top:.35pt;width:456.65pt;height:186.65pt;z-index:-251656192;visibility:visible;mso-wrap-style:square;mso-width-percent:0;mso-height-percent:0;mso-wrap-distance-left:9pt;mso-wrap-distance-top:0;mso-wrap-distance-right:9pt;mso-wrap-distance-bottom:0;mso-position-horizontal:right;mso-position-horizontal-relative:margin;mso-position-vertical:absolute;mso-position-vertical-relative:text;mso-width-percent:0;mso-height-percent:0;mso-width-relative:margin;mso-height-relative:margin;v-text-anchor:middle" o:gfxdata="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" fillcolor="#fff2cc [663]" strokecolor="white [3212]" strokeweight="1pt">
                 <w10:wrap anchorx="margin"/>
               </v:rect>
             </w:pict>
           </mc:Fallback>
         </mc:AlternateContent>
+      </w:r>
+      <w:r>
+        <w:rPr>
+          <w:rFonts w:asciiTheme="majorHAnsi" w:hAnsiTheme="majorHAnsi" w:cstheme="majorHAnsi"/>
+          <w:color w:val="000000" w:themeColor="text1"/>
+          <w:sz w:val="28"/>
+          <w:szCs w:val="28"/>
+        </w:rPr>
+        <w:t xml:space="preserve"> </w:t>
       </w:r>
       <w:r>
         <w:rPr>
@@ -3014,6 +2963,18 @@
         </w:rPr>
         <w:t>()</w:t>
       </w:r>
+    </w:p>
+    <w:p>
+      <w:pPr>
+        <w:pStyle w:val="ListParagraph"/>
+        <w:ind w:left="360" w:firstLine="270"/>
+        <w:rPr>
+          <w:rFonts w:asciiTheme="majorHAnsi" w:hAnsiTheme="majorHAnsi" w:cstheme="majorHAnsi"/>
+          <w:color w:val="000000" w:themeColor="text1"/>
+          <w:sz w:val="28"/>
+          <w:szCs w:val="28"/>
+        </w:rPr>
+      </w:pPr>
     </w:p>
     <w:p>
       <w:pPr>
@@ -3628,95 +3589,71 @@
     </w:p>
     <w:p>
       <w:pPr>
+        <w:jc w:val="both"/>
+        <w:rPr>
+          <w:rFonts w:ascii="Times New Roman" w:hAnsi="Times New Roman" w:cs="Times New Roman"/>
+          <w:b/>
+          <w:bCs/>
+          <w:color w:val="70AD47" w:themeColor="accent6"/>
+          <w:sz w:val="28"/>
+          <w:szCs w:val="28"/>
+        </w:rPr>
+      </w:pPr>
+    </w:p>
+    <w:p>
+      <w:pPr>
+        <w:jc w:val="both"/>
+        <w:rPr>
+          <w:rFonts w:ascii="Times New Roman" w:hAnsi="Times New Roman" w:cs="Times New Roman"/>
+          <w:b/>
+          <w:bCs/>
+          <w:color w:val="FFD966" w:themeColor="accent4" w:themeTint="99"/>
+          <w:sz w:val="36"/>
+          <w:szCs w:val="36"/>
+        </w:rPr>
+      </w:pPr>
+      <w:r>
+        <w:rPr>
+          <w:rFonts w:ascii="Times New Roman" w:hAnsi="Times New Roman" w:cs="Times New Roman"/>
+          <w:b/>
+          <w:bCs/>
+          <w:color w:val="FFD966" w:themeColor="accent4" w:themeTint="99"/>
+          <w:sz w:val="36"/>
+          <w:szCs w:val="36"/>
+        </w:rPr>
+        <w:t>Conclusion:</w:t>
+      </w:r>
+    </w:p>
+    <w:p>
+      <w:pPr>
         <w:tabs>
           <w:tab w:val="left" w:pos="630"/>
         </w:tabs>
-        <w:rPr>
-          <w:rFonts w:asciiTheme="majorHAnsi" w:hAnsiTheme="majorHAnsi" w:cstheme="majorHAnsi"/>
-          <w:color w:val="000000" w:themeColor="text1"/>
-          <w:sz w:val="28"/>
-          <w:szCs w:val="28"/>
-        </w:rPr>
-      </w:pPr>
-    </w:p>
-    <w:p>
-      <w:pPr>
         <w:jc w:val="both"/>
         <w:rPr>
           <w:rFonts w:ascii="Times New Roman" w:hAnsi="Times New Roman" w:cs="Times New Roman"/>
-          <w:b/>
-          <w:bCs/>
-          <w:color w:val="70AD47" w:themeColor="accent6"/>
-          <w:sz w:val="28"/>
-          <w:szCs w:val="28"/>
-        </w:rPr>
-      </w:pPr>
-      <w:r>
-        <w:rPr>
-          <w:rFonts w:ascii="Times New Roman" w:hAnsi="Times New Roman" w:cs="Times New Roman"/>
-          <w:b/>
-          <w:bCs/>
-          <w:color w:val="70AD47" w:themeColor="accent6"/>
+          <w:color w:val="000000" w:themeColor="text1"/>
+          <w:sz w:val="28"/>
+          <w:szCs w:val="28"/>
+        </w:rPr>
+      </w:pPr>
+      <w:r>
+        <w:rPr>
+          <w:rFonts w:ascii="Times New Roman" w:hAnsi="Times New Roman" w:cs="Times New Roman"/>
+          <w:color w:val="000000" w:themeColor="text1"/>
           <w:sz w:val="28"/>
           <w:szCs w:val="28"/>
         </w:rPr>
         <w:tab/>
       </w:r>
-    </w:p>
-    <w:p>
-      <w:pPr>
-        <w:jc w:val="both"/>
-        <w:rPr>
-          <w:rFonts w:ascii="Times New Roman" w:hAnsi="Times New Roman" w:cs="Times New Roman"/>
-          <w:b/>
-          <w:bCs/>
-          <w:color w:val="70AD47" w:themeColor="accent6"/>
-          <w:sz w:val="36"/>
-          <w:szCs w:val="36"/>
-        </w:rPr>
-      </w:pPr>
-      <w:r>
-        <w:rPr>
-          <w:rFonts w:ascii="Times New Roman" w:hAnsi="Times New Roman" w:cs="Times New Roman"/>
-          <w:b/>
-          <w:bCs/>
-          <w:color w:val="70AD47" w:themeColor="accent6"/>
-          <w:sz w:val="36"/>
-          <w:szCs w:val="36"/>
-        </w:rPr>
-        <w:t>Conclusion</w:t>
-      </w:r>
-      <w:r>
-        <w:rPr>
-          <w:rFonts w:ascii="Times New Roman" w:hAnsi="Times New Roman" w:cs="Times New Roman"/>
-          <w:b/>
-          <w:bCs/>
-          <w:color w:val="70AD47" w:themeColor="accent6"/>
-          <w:sz w:val="36"/>
-          <w:szCs w:val="36"/>
-        </w:rPr>
-        <w:t>:</w:t>
-      </w:r>
-    </w:p>
-    <w:p>
-      <w:pPr>
-        <w:ind w:firstLine="720"/>
-        <w:jc w:val="both"/>
-        <w:rPr>
-          <w:rFonts w:ascii="Times New Roman" w:hAnsi="Times New Roman" w:cs="Times New Roman"/>
-          <w:color w:val="000000" w:themeColor="text1"/>
-          <w:sz w:val="28"/>
-          <w:szCs w:val="28"/>
-        </w:rPr>
-      </w:pPr>
-      <w:r>
-        <w:rPr>
-          <w:rFonts w:ascii="Times New Roman" w:hAnsi="Times New Roman" w:cs="Times New Roman"/>
-          <w:color w:val="000000" w:themeColor="text1"/>
-          <w:sz w:val="28"/>
-          <w:szCs w:val="28"/>
-        </w:rPr>
-        <w:t>This Exploratory Data Analysis (EDA) project helped in understanding customer data through visualization and statistical exploration. By analyzing different graphs, we observed patterns in customer demographics, spending behavior, and relationships between variables. The analysis showed that spending habits vary across customers and are not strongly dependent only on income, indicating the importance of multiple factors in customer behavior. Overall, the project improved understanding of data cleaning, visualization, and insight generation, which are essential steps in data analysis.</w:t>
+      <w:r>
+        <w:rPr>
+          <w:rFonts w:ascii="Times New Roman" w:hAnsi="Times New Roman" w:cs="Times New Roman"/>
+          <w:color w:val="000000" w:themeColor="text1"/>
+          <w:sz w:val="28"/>
+          <w:szCs w:val="28"/>
+        </w:rPr>
+        <w:t>This Exploratory Data Analysis (EDA) project provided a better understanding of customer data through statistical analysis and visualization techniques. By examining various graphs, we identified patterns related to customer demographics, spending behavior, and relationships between different variables. The results indicate that spending habits differ among customers and are influenced by multiple factors rather than income alone. Overall, the project strengthened knowledge of data cleaning, visualization, and extracting meaningful insights, which are key steps in effective data analysis.</w:t>
       </w:r>
     </w:p>
     <w:p>
@@ -4953,6 +4890,17 @@
     <w:uiPriority w:val="99"/>
     <w:rsid w:val="00A17B50"/>
   </w:style>
+  <w:style w:type="paragraph" w:styleId="NormalWeb">
+    <w:name w:val="Normal (Web)"/>
+    <w:basedOn w:val="Normal"/>
+    <w:uiPriority w:val="99"/>
+    <w:semiHidden/>
+    <w:unhideWhenUsed/>
+    <w:rsid w:val="00145866"/>
+    <w:rPr>
+      <w:rFonts w:ascii="Times New Roman" w:hAnsi="Times New Roman" w:cs="Times New Roman"/>
+    </w:rPr>
+  </w:style>
 </w:styles>
 </file>
 
